--- a/static/media/2.qd_ttra.docx
+++ b/static/media/2.qd_ttra.docx
@@ -1,15 +1,14 @@
 
 <file path=word/document.xml><?xml version="1.0" encoding="utf-8"?>
-<w:document xmlns:wpc="http://schemas.microsoft.com/office/word/2010/wordprocessingCanvas" xmlns:cx="http://schemas.microsoft.com/office/drawing/2014/chartex" xmlns:cx1="http://schemas.microsoft.com/office/drawing/2015/9/8/chartex" xmlns:cx2="http://schemas.microsoft.com/office/drawing/2015/10/21/chartex" xmlns:cx3="http://schemas.microsoft.com/office/drawing/2016/5/9/chartex" xmlns:cx4="http://schemas.microsoft.com/office/drawing/2016/5/10/chartex" xmlns:cx5="http://schemas.microsoft.com/office/drawing/2016/5/11/chartex" xmlns:cx6="http://schemas.microsoft.com/office/drawing/2016/5/12/chartex" xmlns:cx7="http://schemas.microsoft.com/office/drawing/2016/5/13/chartex" xmlns:cx8="http://schemas.microsoft.com/office/drawing/2016/5/14/chartex" xmlns:mc="http://schemas.openxmlformats.org/markup-compatibility/2006" xmlns:aink="http://schemas.microsoft.com/office/drawing/2016/ink" xmlns:am3d="http://schemas.microsoft.com/office/drawing/2017/model3d" xmlns:o="urn:schemas-microsoft-com:office:office" xmlns:r="http://schemas.openxmlformats.org/officeDocument/2006/relationships" xmlns:m="http://schemas.openxmlformats.org/officeDocument/2006/math" xmlns:v="urn:schemas-microsoft-com:vml" xmlns:wp14="http://schemas.microsoft.com/office/word/2010/wordprocessingDrawing" xmlns:wp="http://schemas.openxmlformats.org/drawingml/2006/wordprocessingDrawing" xmlns:w10="urn:schemas-microsoft-com:office:word" xmlns:w="http://schemas.openxmlformats.org/wordprocessingml/2006/main" xmlns:w14="http://schemas.microsoft.com/office/word/2010/wordml" xmlns:w15="http://schemas.microsoft.com/office/word/2012/wordml" xmlns:w16cex="http://schemas.microsoft.com/office/word/2018/wordml/cex" xmlns:w16cid="http://schemas.microsoft.com/office/word/2016/wordml/cid" xmlns:w16="http://schemas.microsoft.com/office/word/2018/wordml" xmlns:w16sdtdh="http://schemas.microsoft.com/office/word/2020/wordml/sdtdatahash" xmlns:w16se="http://schemas.microsoft.com/office/word/2015/wordml/symex" xmlns:wpg="http://schemas.microsoft.com/office/word/2010/wordprocessingGroup" xmlns:wpi="http://schemas.microsoft.com/office/word/2010/wordprocessingInk" xmlns:wne="http://schemas.microsoft.com/office/word/2006/wordml" xmlns:wps="http://schemas.microsoft.com/office/word/2010/wordprocessingShape" mc:Ignorable="w14 w15 w16se w16cid w16 w16cex w16sdtdh wp14">
+<w:document xmlns:wpc="http://schemas.microsoft.com/office/word/2010/wordprocessingCanvas" xmlns:cx="http://schemas.microsoft.com/office/drawing/2014/chartex" xmlns:cx1="http://schemas.microsoft.com/office/drawing/2015/9/8/chartex" xmlns:cx2="http://schemas.microsoft.com/office/drawing/2015/10/21/chartex" xmlns:cx3="http://schemas.microsoft.com/office/drawing/2016/5/9/chartex" xmlns:cx4="http://schemas.microsoft.com/office/drawing/2016/5/10/chartex" xmlns:cx5="http://schemas.microsoft.com/office/drawing/2016/5/11/chartex" xmlns:cx6="http://schemas.microsoft.com/office/drawing/2016/5/12/chartex" xmlns:cx7="http://schemas.microsoft.com/office/drawing/2016/5/13/chartex" xmlns:cx8="http://schemas.microsoft.com/office/drawing/2016/5/14/chartex" xmlns:mc="http://schemas.openxmlformats.org/markup-compatibility/2006" xmlns:aink="http://schemas.microsoft.com/office/drawing/2016/ink" xmlns:am3d="http://schemas.microsoft.com/office/drawing/2017/model3d" xmlns:o="urn:schemas-microsoft-com:office:office" xmlns:oel="http://schemas.microsoft.com/office/2019/extlst" xmlns:r="http://schemas.openxmlformats.org/officeDocument/2006/relationships" xmlns:m="http://schemas.openxmlformats.org/officeDocument/2006/math" xmlns:v="urn:schemas-microsoft-com:vml" xmlns:wp14="http://schemas.microsoft.com/office/word/2010/wordprocessingDrawing" xmlns:wp="http://schemas.openxmlformats.org/drawingml/2006/wordprocessingDrawing" xmlns:w10="urn:schemas-microsoft-com:office:word" xmlns:w="http://schemas.openxmlformats.org/wordprocessingml/2006/main" xmlns:w14="http://schemas.microsoft.com/office/word/2010/wordml" xmlns:w15="http://schemas.microsoft.com/office/word/2012/wordml" xmlns:w16cex="http://schemas.microsoft.com/office/word/2018/wordml/cex" xmlns:w16cid="http://schemas.microsoft.com/office/word/2016/wordml/cid" xmlns:w16="http://schemas.microsoft.com/office/word/2018/wordml" xmlns:w16du="http://schemas.microsoft.com/office/word/2023/wordml/word16du" xmlns:w16sdtdh="http://schemas.microsoft.com/office/word/2020/wordml/sdtdatahash" xmlns:w16sdtfl="http://schemas.microsoft.com/office/word/2024/wordml/sdtformatlock" xmlns:w16se="http://schemas.microsoft.com/office/word/2015/wordml/symex" xmlns:wpg="http://schemas.microsoft.com/office/word/2010/wordprocessingGroup" xmlns:wpi="http://schemas.microsoft.com/office/word/2010/wordprocessingInk" xmlns:wne="http://schemas.microsoft.com/office/word/2006/wordml" xmlns:wps="http://schemas.microsoft.com/office/word/2010/wordprocessingShape" mc:Ignorable="w14 w15 w16se w16cid w16 w16cex w16sdtdh w16sdtfl w16du wp14">
   <w:body>
     <w:p>
       <w:pPr>
         <w:tabs>
-          <w:tab w:val="center" w:pos="1134"/>
+          <w:tab w:val="center" w:pos="1701"/>
           <w:tab w:val="center" w:pos="6663"/>
         </w:tabs>
         <w:spacing w:after="0" w:line="260" w:lineRule="exact"/>
-        <w:ind w:left="-567"/>
         <w:jc w:val="both"/>
         <w:rPr>
           <w:b/>
@@ -25,15 +24,22 @@
           <w:szCs w:val="24"/>
         </w:rPr>
         <w:tab/>
-        <w:t>TỔNG CỤC THUẾ</w:t>
-      </w:r>
-      <w:r>
-        <w:rPr>
-          <w:b/>
+      </w:r>
+      <w:r>
+        <w:rPr>
           <w:color w:val="000000" w:themeColor="text1"/>
           <w:sz w:val="24"/>
           <w:szCs w:val="24"/>
         </w:rPr>
+        <w:t>TỔNG CỤC THUẾ</w:t>
+      </w:r>
+      <w:r>
+        <w:rPr>
+          <w:b/>
+          <w:color w:val="000000" w:themeColor="text1"/>
+          <w:sz w:val="24"/>
+          <w:szCs w:val="24"/>
+        </w:rPr>
         <w:tab/>
         <w:t>CỘNG HÒA XÃ HỘI CHỦ NGHĨA VIỆT NAM</w:t>
       </w:r>
@@ -41,11 +47,11 @@
     <w:p>
       <w:pPr>
         <w:tabs>
-          <w:tab w:val="center" w:pos="1134"/>
+          <w:tab w:val="center" w:pos="1701"/>
           <w:tab w:val="center" w:pos="6663"/>
         </w:tabs>
         <w:spacing w:after="120" w:line="260" w:lineRule="exact"/>
-        <w:ind w:left="-567"/>
+        <w:ind w:left="-567" w:firstLine="567"/>
         <w:jc w:val="both"/>
         <w:rPr>
           <w:b/>
@@ -62,7 +68,86 @@
         <mc:AlternateContent>
           <mc:Choice Requires="wps">
             <w:drawing>
-              <wp:anchor distT="0" distB="0" distL="114300" distR="114300" simplePos="0" relativeHeight="251661824" behindDoc="0" locked="0" layoutInCell="1" allowOverlap="1" wp14:anchorId="7D568828" wp14:editId="7BB25AF7">
+              <wp:anchor distT="0" distB="0" distL="114300" distR="114300" simplePos="0" relativeHeight="251660800" behindDoc="0" locked="0" layoutInCell="1" allowOverlap="1" wp14:anchorId="0458C06D" wp14:editId="76536048">
+                <wp:simplePos x="0" y="0"/>
+                <wp:positionH relativeFrom="column">
+                  <wp:posOffset>576580</wp:posOffset>
+                </wp:positionH>
+                <wp:positionV relativeFrom="paragraph">
+                  <wp:posOffset>175260</wp:posOffset>
+                </wp:positionV>
+                <wp:extent cx="990600" cy="0"/>
+                <wp:effectExtent l="0" t="0" r="0" b="0"/>
+                <wp:wrapNone/>
+                <wp:docPr id="3" name="AutoShape 5"/>
+                <wp:cNvGraphicFramePr>
+                  <a:graphicFrameLocks xmlns:a="http://schemas.openxmlformats.org/drawingml/2006/main"/>
+                </wp:cNvGraphicFramePr>
+                <a:graphic xmlns:a="http://schemas.openxmlformats.org/drawingml/2006/main">
+                  <a:graphicData uri="http://schemas.microsoft.com/office/word/2010/wordprocessingShape">
+                    <wps:wsp>
+                      <wps:cNvCnPr>
+                        <a:cxnSpLocks noChangeShapeType="1"/>
+                      </wps:cNvCnPr>
+                      <wps:spPr bwMode="auto">
+                        <a:xfrm>
+                          <a:off x="0" y="0"/>
+                          <a:ext cx="990600" cy="0"/>
+                        </a:xfrm>
+                        <a:prstGeom prst="straightConnector1">
+                          <a:avLst/>
+                        </a:prstGeom>
+                        <a:noFill/>
+                        <a:ln w="9525">
+                          <a:solidFill>
+                            <a:srgbClr val="000000"/>
+                          </a:solidFill>
+                          <a:round/>
+                          <a:headEnd/>
+                          <a:tailEnd/>
+                        </a:ln>
+                        <a:extLst>
+                          <a:ext uri="{909E8E84-426E-40DD-AFC4-6F175D3DCCD1}">
+                            <a14:hiddenFill xmlns:a14="http://schemas.microsoft.com/office/drawing/2010/main">
+                              <a:noFill/>
+                            </a14:hiddenFill>
+                          </a:ext>
+                        </a:extLst>
+                      </wps:spPr>
+                      <wps:bodyPr/>
+                    </wps:wsp>
+                  </a:graphicData>
+                </a:graphic>
+                <wp14:sizeRelH relativeFrom="page">
+                  <wp14:pctWidth>0</wp14:pctWidth>
+                </wp14:sizeRelH>
+                <wp14:sizeRelV relativeFrom="page">
+                  <wp14:pctHeight>0</wp14:pctHeight>
+                </wp14:sizeRelV>
+              </wp:anchor>
+            </w:drawing>
+          </mc:Choice>
+          <mc:Fallback>
+            <w:pict>
+              <v:shapetype w14:anchorId="0ABD08B8" id="_x0000_t32" coordsize="21600,21600" o:spt="32" o:oned="t" path="m,l21600,21600e" filled="f">
+                <v:path arrowok="t" fillok="f" o:connecttype="none"/>
+                <o:lock v:ext="edit" shapetype="t"/>
+              </v:shapetype>
+              <v:shape id="AutoShape 5" o:spid="_x0000_s1026" type="#_x0000_t32" style="position:absolute;margin-left:45.4pt;margin-top:13.8pt;width:78pt;height:0;z-index:251660800;visibility:visible;mso-wrap-style:square;mso-width-percent:0;mso-height-percent:0;mso-wrap-distance-left:9pt;mso-wrap-distance-top:0;mso-wrap-distance-right:9pt;mso-wrap-distance-bottom:0;mso-position-horizontal:absolute;mso-position-horizontal-relative:text;mso-position-vertical:absolute;mso-position-vertical-relative:text;mso-width-percent:0;mso-height-percent:0;mso-width-relative:page;mso-height-relative:page" o:gfxdata="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"/>
+            </w:pict>
+          </mc:Fallback>
+        </mc:AlternateContent>
+      </w:r>
+      <w:r>
+        <w:rPr>
+          <w:noProof/>
+          <w:color w:val="000000" w:themeColor="text1"/>
+          <w:szCs w:val="28"/>
+        </w:rPr>
+        <mc:AlternateContent>
+          <mc:Choice Requires="wps">
+            <w:drawing>
+              <wp:anchor distT="0" distB="0" distL="114300" distR="114300" simplePos="0" relativeHeight="251661824" behindDoc="0" locked="0" layoutInCell="1" allowOverlap="1" wp14:anchorId="7D568828" wp14:editId="6827AD88">
                 <wp:simplePos x="0" y="0"/>
                 <wp:positionH relativeFrom="column">
                   <wp:posOffset>3130964</wp:posOffset>
@@ -123,98 +208,19 @@
           </mc:Choice>
           <mc:Fallback>
             <w:pict>
-              <v:shapetype w14:anchorId="220A5AF7" id="_x0000_t32" coordsize="21600,21600" o:spt="32" o:oned="t" path="m,l21600,21600e" filled="f">
-                <v:path arrowok="t" fillok="f" o:connecttype="none"/>
-                <o:lock v:ext="edit" shapetype="t"/>
-              </v:shapetype>
-              <v:shape id="AutoShape 6" o:spid="_x0000_s1026" type="#_x0000_t32" style="position:absolute;margin-left:246.55pt;margin-top:13.95pt;width:170.25pt;height:0;z-index:251661824;visibility:visible;mso-wrap-style:square;mso-width-percent:0;mso-height-percent:0;mso-wrap-distance-left:9pt;mso-wrap-distance-top:0;mso-wrap-distance-right:9pt;mso-wrap-distance-bottom:0;mso-position-horizontal:absolute;mso-position-horizontal-relative:text;mso-position-vertical:absolute;mso-position-vertical-relative:text;mso-width-percent:0;mso-height-percent:0;mso-width-relative:page;mso-height-relative:page" o:gfxdata="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"/>
+              <v:shape w14:anchorId="4861695A" id="AutoShape 6" o:spid="_x0000_s1026" type="#_x0000_t32" style="position:absolute;margin-left:246.55pt;margin-top:13.95pt;width:170.25pt;height:0;z-index:251661824;visibility:visible;mso-wrap-style:square;mso-width-percent:0;mso-height-percent:0;mso-wrap-distance-left:9pt;mso-wrap-distance-top:0;mso-wrap-distance-right:9pt;mso-wrap-distance-bottom:0;mso-position-horizontal:absolute;mso-position-horizontal-relative:text;mso-position-vertical:absolute;mso-position-vertical-relative:text;mso-width-percent:0;mso-height-percent:0;mso-width-relative:page;mso-height-relative:page" o:gfxdata="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"/>
             </w:pict>
           </mc:Fallback>
         </mc:AlternateContent>
       </w:r>
       <w:r>
         <w:rPr>
-          <w:noProof/>
-          <w:color w:val="000000" w:themeColor="text1"/>
-          <w:szCs w:val="28"/>
-        </w:rPr>
-        <mc:AlternateContent>
-          <mc:Choice Requires="wps">
-            <w:drawing>
-              <wp:anchor distT="0" distB="0" distL="114300" distR="114300" simplePos="0" relativeHeight="251660800" behindDoc="0" locked="0" layoutInCell="1" allowOverlap="1" wp14:anchorId="0458C06D" wp14:editId="5BDAD177">
-                <wp:simplePos x="0" y="0"/>
-                <wp:positionH relativeFrom="column">
-                  <wp:posOffset>224376</wp:posOffset>
-                </wp:positionH>
-                <wp:positionV relativeFrom="paragraph">
-                  <wp:posOffset>175260</wp:posOffset>
-                </wp:positionV>
-                <wp:extent cx="990600" cy="0"/>
-                <wp:effectExtent l="0" t="0" r="19050" b="19050"/>
-                <wp:wrapNone/>
-                <wp:docPr id="3" name="AutoShape 5"/>
-                <wp:cNvGraphicFramePr>
-                  <a:graphicFrameLocks xmlns:a="http://schemas.openxmlformats.org/drawingml/2006/main"/>
-                </wp:cNvGraphicFramePr>
-                <a:graphic xmlns:a="http://schemas.openxmlformats.org/drawingml/2006/main">
-                  <a:graphicData uri="http://schemas.microsoft.com/office/word/2010/wordprocessingShape">
-                    <wps:wsp>
-                      <wps:cNvCnPr>
-                        <a:cxnSpLocks noChangeShapeType="1"/>
-                      </wps:cNvCnPr>
-                      <wps:spPr bwMode="auto">
-                        <a:xfrm>
-                          <a:off x="0" y="0"/>
-                          <a:ext cx="990600" cy="0"/>
-                        </a:xfrm>
-                        <a:prstGeom prst="straightConnector1">
-                          <a:avLst/>
-                        </a:prstGeom>
-                        <a:noFill/>
-                        <a:ln w="9525">
-                          <a:solidFill>
-                            <a:srgbClr val="000000"/>
-                          </a:solidFill>
-                          <a:round/>
-                          <a:headEnd/>
-                          <a:tailEnd/>
-                        </a:ln>
-                        <a:extLst>
-                          <a:ext uri="{909E8E84-426E-40DD-AFC4-6F175D3DCCD1}">
-                            <a14:hiddenFill xmlns:a14="http://schemas.microsoft.com/office/drawing/2010/main">
-                              <a:noFill/>
-                            </a14:hiddenFill>
-                          </a:ext>
-                        </a:extLst>
-                      </wps:spPr>
-                      <wps:bodyPr/>
-                    </wps:wsp>
-                  </a:graphicData>
-                </a:graphic>
-                <wp14:sizeRelH relativeFrom="page">
-                  <wp14:pctWidth>0</wp14:pctWidth>
-                </wp14:sizeRelH>
-                <wp14:sizeRelV relativeFrom="page">
-                  <wp14:pctHeight>0</wp14:pctHeight>
-                </wp14:sizeRelV>
-              </wp:anchor>
-            </w:drawing>
-          </mc:Choice>
-          <mc:Fallback>
-            <w:pict>
-              <v:shape w14:anchorId="41301672" id="AutoShape 5" o:spid="_x0000_s1026" type="#_x0000_t32" style="position:absolute;margin-left:17.65pt;margin-top:13.8pt;width:78pt;height:0;z-index:251660800;visibility:visible;mso-wrap-style:square;mso-width-percent:0;mso-height-percent:0;mso-wrap-distance-left:9pt;mso-wrap-distance-top:0;mso-wrap-distance-right:9pt;mso-wrap-distance-bottom:0;mso-position-horizontal:absolute;mso-position-horizontal-relative:text;mso-position-vertical:absolute;mso-position-vertical-relative:text;mso-width-percent:0;mso-height-percent:0;mso-width-relative:page;mso-height-relative:page" o:gfxdata="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"/>
-            </w:pict>
-          </mc:Fallback>
-        </mc:AlternateContent>
-      </w:r>
-      <w:r>
-        <w:rPr>
           <w:b/>
           <w:color w:val="000000" w:themeColor="text1"/>
           <w:sz w:val="26"/>
           <w:szCs w:val="26"/>
         </w:rPr>
-        <w:t>CỤC THUẾ TỈNH QUẢNG TRỊ</w:t>
+        <w:t xml:space="preserve">CHI </w:t>
       </w:r>
       <w:r>
         <w:rPr>
@@ -223,6 +229,24 @@
           <w:sz w:val="26"/>
           <w:szCs w:val="26"/>
         </w:rPr>
+        <w:t xml:space="preserve">CỤC THUẾ </w:t>
+      </w:r>
+      <w:r>
+        <w:rPr>
+          <w:b/>
+          <w:color w:val="000000" w:themeColor="text1"/>
+          <w:sz w:val="26"/>
+          <w:szCs w:val="26"/>
+        </w:rPr>
+        <w:t>KHU VỰC XI</w:t>
+      </w:r>
+      <w:r>
+        <w:rPr>
+          <w:b/>
+          <w:color w:val="000000" w:themeColor="text1"/>
+          <w:sz w:val="26"/>
+          <w:szCs w:val="26"/>
+        </w:rPr>
         <w:tab/>
       </w:r>
       <w:r>
@@ -237,7 +261,7 @@
     <w:p>
       <w:pPr>
         <w:tabs>
-          <w:tab w:val="center" w:pos="1134"/>
+          <w:tab w:val="center" w:pos="1701"/>
           <w:tab w:val="right" w:pos="9072"/>
         </w:tabs>
         <w:spacing w:after="120" w:line="240" w:lineRule="auto"/>
@@ -257,7 +281,15 @@
           <w:szCs w:val="26"/>
         </w:rPr>
         <w:tab/>
-        <w:t>Số:           /QĐ-CTQTR</w:t>
+        <w:t>Số:           /QĐ-</w:t>
+      </w:r>
+      <w:r>
+        <w:rPr>
+          <w:color w:val="000000" w:themeColor="text1"/>
+          <w:sz w:val="26"/>
+          <w:szCs w:val="26"/>
+        </w:rPr>
+        <w:t>CCTKV.XI</w:t>
       </w:r>
       <w:r>
         <w:rPr>
@@ -500,7 +532,113 @@
           <w:color w:val="000000" w:themeColor="text1"/>
           <w:szCs w:val="28"/>
         </w:rPr>
-        <w:t>CỤC TRƯỞNG CỤC THUẾ TỈNH QUẢNG TRỊ</w:t>
+        <w:t xml:space="preserve">CHI </w:t>
+      </w:r>
+      <w:r>
+        <w:rPr>
+          <w:b/>
+          <w:bCs/>
+          <w:iCs/>
+          <w:color w:val="000000" w:themeColor="text1"/>
+          <w:szCs w:val="28"/>
+        </w:rPr>
+        <w:t xml:space="preserve">CỤC TRƯỞNG </w:t>
+      </w:r>
+      <w:r>
+        <w:rPr>
+          <w:b/>
+          <w:bCs/>
+          <w:iCs/>
+          <w:color w:val="000000" w:themeColor="text1"/>
+          <w:szCs w:val="28"/>
+        </w:rPr>
+        <w:t xml:space="preserve">CHI </w:t>
+      </w:r>
+      <w:r>
+        <w:rPr>
+          <w:b/>
+          <w:bCs/>
+          <w:iCs/>
+          <w:color w:val="000000" w:themeColor="text1"/>
+          <w:szCs w:val="28"/>
+        </w:rPr>
+        <w:t>CỤC THUẾ</w:t>
+      </w:r>
+    </w:p>
+    <w:p>
+      <w:pPr>
+        <w:spacing w:after="0" w:line="240" w:lineRule="auto"/>
+        <w:ind w:firstLine="567"/>
+        <w:jc w:val="both"/>
+        <w:rPr>
+          <w:i/>
+          <w:color w:val="000000" w:themeColor="text1"/>
+          <w:szCs w:val="28"/>
+        </w:rPr>
+      </w:pPr>
+      <w:r>
+        <w:rPr>
+          <w:i/>
+          <w:color w:val="000000" w:themeColor="text1"/>
+          <w:szCs w:val="28"/>
+        </w:rPr>
+        <w:t>Căn cứ Luật Quản lý thuế</w:t>
+      </w:r>
+      <w:r>
+        <w:rPr>
+          <w:i/>
+          <w:color w:val="000000" w:themeColor="text1"/>
+          <w:szCs w:val="28"/>
+        </w:rPr>
+        <w:t xml:space="preserve"> </w:t>
+      </w:r>
+      <w:r>
+        <w:rPr>
+          <w:i/>
+          <w:color w:val="000000" w:themeColor="text1"/>
+          <w:szCs w:val="28"/>
+        </w:rPr>
+        <w:t>&lt;luat_qlt_ngay&gt;</w:t>
+      </w:r>
+      <w:r>
+        <w:rPr>
+          <w:i/>
+          <w:color w:val="000000" w:themeColor="text1"/>
+          <w:szCs w:val="28"/>
+        </w:rPr>
+        <w:t xml:space="preserve"> </w:t>
+      </w:r>
+      <w:r>
+        <w:rPr>
+          <w:i/>
+          <w:color w:val="000000" w:themeColor="text1"/>
+          <w:szCs w:val="28"/>
+        </w:rPr>
+        <w:t>và các vă</w:t>
+      </w:r>
+      <w:r>
+        <w:rPr>
+          <w:i/>
+          <w:color w:val="000000" w:themeColor="text1"/>
+          <w:szCs w:val="28"/>
+        </w:rPr>
+        <w:t>n</w:t>
+      </w:r>
+      <w:r>
+        <w:rPr>
+          <w:i/>
+          <w:color w:val="000000" w:themeColor="text1"/>
+          <w:szCs w:val="28"/>
+        </w:rPr>
+        <w:t xml:space="preserve"> bản hướng dẫn thi hành</w:t>
+      </w:r>
+      <w:r>
+        <w:rPr>
+          <w:i/>
+          <w:color w:val="000000" w:themeColor="text1"/>
+          <w:lang w:val="nl-NL"/>
+        </w:rPr>
+        <w:t>;</w:t>
       </w:r>
     </w:p>
     <w:p>
@@ -518,15 +656,39 @@
         <w:rPr>
           <w:i/>
           <w:color w:val="000000" w:themeColor="text1"/>
-          <w:szCs w:val="28"/>
-        </w:rPr>
-        <w:t>Căn cứ Luật Quản lý thuế</w:t>
-      </w:r>
-      <w:r>
-        <w:rPr>
-          <w:i/>
-          <w:color w:val="000000" w:themeColor="text1"/>
-          <w:szCs w:val="28"/>
+          <w:lang w:val="nl-NL"/>
+        </w:rPr>
+        <w:t xml:space="preserve">Căn cứ Luật </w:t>
+      </w:r>
+      <w:r>
+        <w:rPr>
+          <w:i/>
+          <w:color w:val="000000" w:themeColor="text1"/>
+          <w:lang w:val="nl-NL"/>
+        </w:rPr>
+        <w:t>T</w:t>
+      </w:r>
+      <w:r>
+        <w:rPr>
+          <w:i/>
+          <w:color w:val="000000" w:themeColor="text1"/>
+          <w:lang w:val="nl-NL"/>
+        </w:rPr>
+        <w:t xml:space="preserve">hanh tra </w:t>
+      </w:r>
+      <w:r>
+        <w:rPr>
+          <w:i/>
+          <w:color w:val="000000" w:themeColor="text1"/>
+          <w:lang w:val="nl-NL"/>
+        </w:rPr>
+        <w:t>&lt;luat_ttra&gt;</w:t>
+      </w:r>
+      <w:r>
+        <w:rPr>
+          <w:i/>
+          <w:color w:val="000000" w:themeColor="text1"/>
+          <w:lang w:val="nl-NL"/>
         </w:rPr>
         <w:t xml:space="preserve"> </w:t>
       </w:r>
@@ -534,49 +696,9 @@
         <w:rPr>
           <w:i/>
           <w:color w:val="000000" w:themeColor="text1"/>
-          <w:szCs w:val="28"/>
-        </w:rPr>
-        <w:t>&lt;luat_qlt_ngay&gt;</w:t>
-      </w:r>
-      <w:r>
-        <w:rPr>
-          <w:i/>
-          <w:color w:val="000000" w:themeColor="text1"/>
-          <w:szCs w:val="28"/>
-        </w:rPr>
-        <w:t xml:space="preserve"> </w:t>
-      </w:r>
-      <w:r>
-        <w:rPr>
-          <w:i/>
-          <w:color w:val="000000" w:themeColor="text1"/>
-          <w:szCs w:val="28"/>
-        </w:rPr>
-        <w:t>và các vă</w:t>
-      </w:r>
-      <w:r>
-        <w:rPr>
-          <w:i/>
-          <w:color w:val="000000" w:themeColor="text1"/>
-          <w:szCs w:val="28"/>
-        </w:rPr>
-        <w:t>n</w:t>
-      </w:r>
-      <w:r>
-        <w:rPr>
-          <w:i/>
-          <w:color w:val="000000" w:themeColor="text1"/>
-          <w:szCs w:val="28"/>
-        </w:rPr>
-        <w:t xml:space="preserve"> bản hướng dẫn thi hành</w:t>
-      </w:r>
-      <w:r>
-        <w:rPr>
-          <w:i/>
-          <w:color w:val="000000" w:themeColor="text1"/>
           <w:lang w:val="nl-NL"/>
         </w:rPr>
-        <w:t>;</w:t>
+        <w:t>và các văn bản hướng dẫn thi hành;</w:t>
       </w:r>
     </w:p>
     <w:p>
@@ -586,41 +708,73 @@
         <w:jc w:val="both"/>
         <w:rPr>
           <w:i/>
-          <w:color w:val="000000" w:themeColor="text1"/>
-          <w:szCs w:val="28"/>
-        </w:rPr>
-      </w:pPr>
-      <w:r>
-        <w:rPr>
-          <w:i/>
+          <w:iCs/>
           <w:color w:val="000000" w:themeColor="text1"/>
           <w:lang w:val="nl-NL"/>
         </w:rPr>
-        <w:t xml:space="preserve">Căn cứ Luật thanh tra </w:t>
-      </w:r>
-      <w:r>
-        <w:rPr>
-          <w:i/>
-          <w:color w:val="000000" w:themeColor="text1"/>
-          <w:lang w:val="nl-NL"/>
-        </w:rPr>
-        <w:t>&lt;luat_ttra&gt;</w:t>
-      </w:r>
-      <w:r>
-        <w:rPr>
-          <w:i/>
-          <w:color w:val="000000" w:themeColor="text1"/>
-          <w:lang w:val="nl-NL"/>
-        </w:rPr>
-        <w:t xml:space="preserve"> </w:t>
-      </w:r>
-      <w:r>
-        <w:rPr>
-          <w:i/>
-          <w:color w:val="000000" w:themeColor="text1"/>
-          <w:lang w:val="nl-NL"/>
-        </w:rPr>
-        <w:t>và các văn bản hướng dẫn thi hành;</w:t>
+      </w:pPr>
+      <w:r>
+        <w:rPr>
+          <w:bCs/>
+          <w:i/>
+        </w:rPr>
+        <w:t xml:space="preserve">Căn cứ Quyết định số </w:t>
+      </w:r>
+      <w:r>
+        <w:rPr>
+          <w:bCs/>
+          <w:i/>
+        </w:rPr>
+        <w:t>904</w:t>
+      </w:r>
+      <w:r>
+        <w:rPr>
+          <w:bCs/>
+          <w:i/>
+        </w:rPr>
+        <w:t xml:space="preserve">/QĐ-BTC ngày </w:t>
+      </w:r>
+      <w:r>
+        <w:rPr>
+          <w:bCs/>
+          <w:i/>
+        </w:rPr>
+        <w:t>03/03/2025</w:t>
+      </w:r>
+      <w:r>
+        <w:rPr>
+          <w:bCs/>
+          <w:i/>
+        </w:rPr>
+        <w:t xml:space="preserve"> của Bộ Tài chính quy định chức năng, nhiệm vụ, quyền hạn và cơ cấu tổ chức của C</w:t>
+      </w:r>
+      <w:r>
+        <w:rPr>
+          <w:bCs/>
+          <w:i/>
+        </w:rPr>
+        <w:t>hi c</w:t>
+      </w:r>
+      <w:r>
+        <w:rPr>
+          <w:bCs/>
+          <w:i/>
+        </w:rPr>
+        <w:t xml:space="preserve">ục Thuế </w:t>
+      </w:r>
+      <w:r>
+        <w:rPr>
+          <w:bCs/>
+          <w:i/>
+        </w:rPr>
+        <w:t xml:space="preserve">khu vực </w:t>
+      </w:r>
+      <w:r>
+        <w:rPr>
+          <w:bCs/>
+          <w:i/>
+        </w:rPr>
+        <w:t>thuộc Cục Thuế;</w:t>
       </w:r>
     </w:p>
     <w:p>
@@ -630,97 +784,74 @@
         <w:jc w:val="both"/>
         <w:rPr>
           <w:i/>
-          <w:color w:val="000000" w:themeColor="text1"/>
-          <w:szCs w:val="28"/>
-        </w:rPr>
-      </w:pPr>
-      <w:r>
-        <w:rPr>
-          <w:i/>
-          <w:color w:val="000000" w:themeColor="text1"/>
-          <w:szCs w:val="28"/>
-        </w:rPr>
-        <w:t>Căn cứ Quyết định số 1</w:t>
-      </w:r>
-      <w:r>
-        <w:rPr>
-          <w:i/>
-          <w:color w:val="000000" w:themeColor="text1"/>
-          <w:szCs w:val="28"/>
-        </w:rPr>
-        <w:t>836</w:t>
-      </w:r>
-      <w:r>
-        <w:rPr>
-          <w:i/>
-          <w:color w:val="000000" w:themeColor="text1"/>
-          <w:szCs w:val="28"/>
-        </w:rPr>
-        <w:t xml:space="preserve">/QĐ-BTC ngày </w:t>
-      </w:r>
-      <w:r>
-        <w:rPr>
-          <w:i/>
-          <w:color w:val="000000" w:themeColor="text1"/>
-          <w:szCs w:val="28"/>
-        </w:rPr>
-        <w:t>08</w:t>
-      </w:r>
-      <w:r>
-        <w:rPr>
-          <w:i/>
-          <w:color w:val="000000" w:themeColor="text1"/>
-          <w:szCs w:val="28"/>
-        </w:rPr>
-        <w:t xml:space="preserve"> tháng </w:t>
-      </w:r>
-      <w:r>
-        <w:rPr>
-          <w:i/>
-          <w:color w:val="000000" w:themeColor="text1"/>
-          <w:szCs w:val="28"/>
-        </w:rPr>
-        <w:t>10</w:t>
-      </w:r>
-      <w:r>
-        <w:rPr>
-          <w:i/>
-          <w:color w:val="000000" w:themeColor="text1"/>
-          <w:szCs w:val="28"/>
-        </w:rPr>
-        <w:t xml:space="preserve"> năm 201</w:t>
-      </w:r>
-      <w:r>
-        <w:rPr>
-          <w:i/>
-          <w:color w:val="000000" w:themeColor="text1"/>
-          <w:szCs w:val="28"/>
-        </w:rPr>
-        <w:t>8</w:t>
-      </w:r>
-      <w:r>
-        <w:rPr>
-          <w:i/>
-          <w:color w:val="000000" w:themeColor="text1"/>
-          <w:szCs w:val="28"/>
-        </w:rPr>
-        <w:t xml:space="preserve"> của Bộ Tài Chính quy định chức năng, nhiệm vụ, quyền hạn và cơ cấu tổ chức của Cục Thuế thuộc Tổng </w:t>
-      </w:r>
-      <w:r>
-        <w:rPr>
-          <w:i/>
-          <w:color w:val="000000" w:themeColor="text1"/>
-          <w:szCs w:val="28"/>
-        </w:rPr>
-        <w:t>c</w:t>
-      </w:r>
-      <w:r>
-        <w:rPr>
-          <w:i/>
-          <w:color w:val="000000" w:themeColor="text1"/>
-          <w:szCs w:val="28"/>
-        </w:rPr>
-        <w:t>ục Thuế;</w:t>
+          <w:iCs/>
+          <w:color w:val="000000" w:themeColor="text1"/>
+          <w:lang w:val="nl-NL"/>
+        </w:rPr>
+      </w:pPr>
+      <w:r>
+        <w:rPr>
+          <w:i/>
+          <w:color w:val="000000" w:themeColor="text1"/>
+        </w:rPr>
+        <w:t xml:space="preserve">Căn cứ </w:t>
+      </w:r>
+      <w:r>
+        <w:rPr>
+          <w:i/>
+          <w:color w:val="000000" w:themeColor="text1"/>
+        </w:rPr>
+        <w:t xml:space="preserve">Quyết </w:t>
+      </w:r>
+      <w:r>
+        <w:rPr>
+          <w:rFonts w:hint="eastAsia"/>
+          <w:i/>
+          <w:color w:val="000000" w:themeColor="text1"/>
+        </w:rPr>
+        <w:t>đ</w:t>
+      </w:r>
+      <w:r>
+        <w:rPr>
+          <w:i/>
+          <w:color w:val="000000" w:themeColor="text1"/>
+        </w:rPr>
+        <w:t xml:space="preserve">ịnh số </w:t>
+      </w:r>
+      <w:r>
+        <w:rPr>
+          <w:i/>
+          <w:color w:val="000000" w:themeColor="text1"/>
+        </w:rPr>
+        <w:t>&lt;qd_ttr_bct&gt; &lt;qd_ttr_bct_ngay_ban_hanh&gt;</w:t>
+      </w:r>
+      <w:r>
+        <w:rPr>
+          <w:i/>
+          <w:color w:val="000000" w:themeColor="text1"/>
+        </w:rPr>
+        <w:t xml:space="preserve"> của Bộ Tài chính về việc ban hành Kế hoạch thanh tra chuyên ngành </w:t>
+      </w:r>
+      <w:r>
+        <w:rPr>
+          <w:i/>
+          <w:color w:val="000000" w:themeColor="text1"/>
+        </w:rPr>
+        <w:t>&lt;nam_kh_ttr&gt;</w:t>
+      </w:r>
+      <w:r>
+        <w:rPr>
+          <w:i/>
+          <w:color w:val="000000" w:themeColor="text1"/>
+        </w:rPr>
+        <w:t xml:space="preserve"> của Bộ Tài chính giao các Cục Thuế thuộc và trực thuộc Tổng cục Thuế</w:t>
+      </w:r>
+      <w:r>
+        <w:rPr>
+          <w:i/>
+          <w:color w:val="000000" w:themeColor="text1"/>
+        </w:rPr>
+        <w:t>;</w:t>
       </w:r>
     </w:p>
     <w:p>
@@ -730,7 +861,6 @@
         <w:jc w:val="both"/>
         <w:rPr>
           <w:i/>
-          <w:iCs/>
           <w:color w:val="000000" w:themeColor="text1"/>
           <w:lang w:val="nl-NL"/>
         </w:rPr>
@@ -738,39 +868,58 @@
       <w:r>
         <w:rPr>
           <w:i/>
-          <w:iCs/>
-          <w:szCs w:val="28"/>
+          <w:color w:val="000000" w:themeColor="text1"/>
           <w:lang w:val="nl-NL"/>
         </w:rPr>
-        <w:t xml:space="preserve">Căn cứ &lt;qd_ttr_bct&gt; &lt;qd_ttr_bct_ngay_ban_hanh&gt; của Bộ Tài chính về việc ban hành Kế hoạch thanh tra chuyên ngành năm </w:t>
-      </w:r>
-      <w:r>
-        <w:rPr>
-          <w:i/>
-          <w:iCs/>
-          <w:color w:val="000000" w:themeColor="text1"/>
-          <w:szCs w:val="28"/>
+        <w:t>Căn cứ Quy chế chia sẻ dữ liệu và phối hợp công tác</w:t>
+      </w:r>
+      <w:r>
+        <w:rPr>
+          <w:i/>
+          <w:color w:val="000000" w:themeColor="text1"/>
+          <w:lang w:val="vi-VN"/>
+        </w:rPr>
+        <w:t xml:space="preserve"> </w:t>
+      </w:r>
+      <w:r>
+        <w:rPr>
+          <w:i/>
+          <w:color w:val="000000" w:themeColor="text1"/>
           <w:lang w:val="nl-NL"/>
         </w:rPr>
-        <w:t xml:space="preserve">&lt;nam_kh_ttr&gt; </w:t>
-      </w:r>
-      <w:r>
-        <w:rPr>
-          <w:i/>
-          <w:iCs/>
-          <w:szCs w:val="28"/>
+        <w:t xml:space="preserve">số </w:t>
+      </w:r>
+      <w:r>
+        <w:rPr>
+          <w:i/>
+          <w:color w:val="000000" w:themeColor="text1"/>
+          <w:lang w:val="vi-VN"/>
+        </w:rPr>
+        <w:t>1999</w:t>
+      </w:r>
+      <w:r>
+        <w:rPr>
+          <w:i/>
+          <w:color w:val="000000" w:themeColor="text1"/>
           <w:lang w:val="nl-NL"/>
         </w:rPr>
-        <w:t>của Bộ Tài chính giao các Cục Thuế thuộc và trực thuộc Tổng cục Thuế;</w:t>
-      </w:r>
-      <w:r>
-        <w:rPr>
-          <w:i/>
-          <w:iCs/>
+        <w:t xml:space="preserve">/QCPH-BHXH-TCT ngày </w:t>
+      </w:r>
+      <w:r>
+        <w:rPr>
+          <w:i/>
+          <w:color w:val="000000" w:themeColor="text1"/>
+          <w:lang w:val="vi-VN"/>
+        </w:rPr>
+        <w:t>09/07/2021</w:t>
+      </w:r>
+      <w:r>
+        <w:rPr>
+          <w:i/>
           <w:color w:val="000000" w:themeColor="text1"/>
           <w:lang w:val="nl-NL"/>
         </w:rPr>
-        <w:t xml:space="preserve"> </w:t>
+        <w:t xml:space="preserve"> giữa Bảo hiểm xã hội Việt Nam và Tổng cục Thuế;</w:t>
       </w:r>
     </w:p>
     <w:p>
@@ -790,55 +939,7 @@
           <w:color w:val="000000" w:themeColor="text1"/>
           <w:lang w:val="nl-NL"/>
         </w:rPr>
-        <w:t>Căn cứ Quy chế chia sẻ dữ liệu và phối hợp công tác</w:t>
-      </w:r>
-      <w:r>
-        <w:rPr>
-          <w:i/>
-          <w:color w:val="000000" w:themeColor="text1"/>
-          <w:lang w:val="vi-VN"/>
-        </w:rPr>
-        <w:t xml:space="preserve"> </w:t>
-      </w:r>
-      <w:r>
-        <w:rPr>
-          <w:i/>
-          <w:color w:val="000000" w:themeColor="text1"/>
-          <w:lang w:val="nl-NL"/>
-        </w:rPr>
-        <w:t xml:space="preserve">số </w:t>
-      </w:r>
-      <w:r>
-        <w:rPr>
-          <w:i/>
-          <w:color w:val="000000" w:themeColor="text1"/>
-          <w:lang w:val="vi-VN"/>
-        </w:rPr>
-        <w:t>1999</w:t>
-      </w:r>
-      <w:r>
-        <w:rPr>
-          <w:i/>
-          <w:color w:val="000000" w:themeColor="text1"/>
-          <w:lang w:val="nl-NL"/>
-        </w:rPr>
-        <w:t xml:space="preserve">/QCPH-BHXH-TCT ngày </w:t>
-      </w:r>
-      <w:r>
-        <w:rPr>
-          <w:i/>
-          <w:color w:val="000000" w:themeColor="text1"/>
-          <w:lang w:val="vi-VN"/>
-        </w:rPr>
-        <w:t>09/07/2021</w:t>
-      </w:r>
-      <w:r>
-        <w:rPr>
-          <w:i/>
-          <w:color w:val="000000" w:themeColor="text1"/>
-          <w:lang w:val="nl-NL"/>
-        </w:rPr>
-        <w:t xml:space="preserve"> giữa Bảo hiểm xã hội Việt Nam và Tổng cục Thuế;</w:t>
+        <w:t>Căn cứ Quy chế phối hợp số 1822/QCPH/BTC-TLĐ ngày 08/12/2014 giữa Bộ Tài chính và Tổng liên đoàn Lao động Việt Nam và Quy chế phối hợp số 52/QCPH/CT-LĐLĐ ngày 10/04/2015 giữa Cục Thuế và Liên đoàn Lao động tỉnh Quảng Trị;</w:t>
       </w:r>
     </w:p>
     <w:p>
@@ -849,26 +950,6 @@
         <w:rPr>
           <w:i/>
           <w:color w:val="000000" w:themeColor="text1"/>
-          <w:lang w:val="nl-NL"/>
-        </w:rPr>
-      </w:pPr>
-      <w:r>
-        <w:rPr>
-          <w:i/>
-          <w:color w:val="000000" w:themeColor="text1"/>
-          <w:lang w:val="nl-NL"/>
-        </w:rPr>
-        <w:t>Căn cứ Quy chế phối hợp số 1822/QCPH/BTC-TLĐ ngày 08/12/2014 giữa Bộ Tài chính và Tổng liên đoàn Lao động Việt Nam và Quy chế phối hợp số 52/QCPH/CT-LĐLĐ ngày 10/04/2015 giữa Cục Thuế và Liên đoàn Lao động tỉnh Quảng Trị;</w:t>
-      </w:r>
-    </w:p>
-    <w:p>
-      <w:pPr>
-        <w:spacing w:after="0" w:line="240" w:lineRule="auto"/>
-        <w:ind w:firstLine="425"/>
-        <w:jc w:val="both"/>
-        <w:rPr>
-          <w:i/>
-          <w:color w:val="000000" w:themeColor="text1"/>
           <w:szCs w:val="28"/>
         </w:rPr>
       </w:pPr>
@@ -911,6 +992,14 @@
           <w:szCs w:val="28"/>
         </w:rPr>
         <w:t>Kiểm tra</w:t>
+      </w:r>
+      <w:r>
+        <w:rPr>
+          <w:i/>
+          <w:color w:val="000000" w:themeColor="text1"/>
+          <w:szCs w:val="28"/>
+        </w:rPr>
+        <w:t xml:space="preserve"> số 4</w:t>
       </w:r>
       <w:r>
         <w:rPr>
@@ -943,7 +1032,7 @@
     </w:p>
     <w:p>
       <w:pPr>
-        <w:spacing w:after="0" w:line="240" w:lineRule="auto"/>
+        <w:spacing w:beforeLines="60" w:before="144" w:after="0" w:line="240" w:lineRule="auto"/>
         <w:ind w:firstLine="425"/>
         <w:jc w:val="both"/>
         <w:rPr>
@@ -969,7 +1058,21 @@
           <w:color w:val="000000" w:themeColor="text1"/>
           <w:szCs w:val="28"/>
         </w:rPr>
-        <w:t xml:space="preserve">Thanh tra thuế tại: </w:t>
+        <w:t>Thanh tra</w:t>
+      </w:r>
+      <w:r>
+        <w:rPr>
+          <w:color w:val="000000" w:themeColor="text1"/>
+          <w:szCs w:val="28"/>
+        </w:rPr>
+        <w:t xml:space="preserve"> chấp hành pháp luật</w:t>
+      </w:r>
+      <w:r>
+        <w:rPr>
+          <w:color w:val="000000" w:themeColor="text1"/>
+          <w:szCs w:val="28"/>
+        </w:rPr>
+        <w:t xml:space="preserve"> thuế tại </w:t>
       </w:r>
       <w:r>
         <w:rPr>
@@ -981,7 +1084,7 @@
     </w:p>
     <w:p>
       <w:pPr>
-        <w:spacing w:after="0" w:line="240" w:lineRule="auto"/>
+        <w:spacing w:beforeLines="60" w:before="144" w:after="0" w:line="240" w:lineRule="auto"/>
         <w:ind w:firstLine="425"/>
         <w:jc w:val="both"/>
         <w:rPr>
@@ -1027,7 +1130,7 @@
     </w:p>
     <w:p>
       <w:pPr>
-        <w:spacing w:after="0" w:line="240" w:lineRule="auto"/>
+        <w:spacing w:beforeLines="60" w:before="144" w:after="0" w:line="240" w:lineRule="auto"/>
         <w:ind w:firstLine="425"/>
         <w:jc w:val="both"/>
         <w:rPr>
@@ -1047,21 +1150,7 @@
           <w:color w:val="000000" w:themeColor="text1"/>
           <w:szCs w:val="28"/>
         </w:rPr>
-        <w:t xml:space="preserve">Tình hình </w:t>
-      </w:r>
-      <w:r>
-        <w:rPr>
-          <w:color w:val="000000" w:themeColor="text1"/>
-          <w:szCs w:val="28"/>
-        </w:rPr>
-        <w:t xml:space="preserve">in, phát hành, </w:t>
-      </w:r>
-      <w:r>
-        <w:rPr>
-          <w:color w:val="000000" w:themeColor="text1"/>
-          <w:szCs w:val="28"/>
-        </w:rPr>
-        <w:t>quản lý</w:t>
+        <w:t>Tình hình quản lý</w:t>
       </w:r>
       <w:r>
         <w:rPr>
@@ -1087,7 +1176,7 @@
     </w:p>
     <w:p>
       <w:pPr>
-        <w:spacing w:after="0" w:line="240" w:lineRule="auto"/>
+        <w:spacing w:beforeLines="60" w:before="144" w:after="0" w:line="240" w:lineRule="auto"/>
         <w:ind w:firstLine="425"/>
         <w:jc w:val="both"/>
         <w:rPr>
@@ -1119,7 +1208,7 @@
     </w:p>
     <w:p>
       <w:pPr>
-        <w:spacing w:after="0" w:line="240" w:lineRule="auto"/>
+        <w:spacing w:beforeLines="60" w:before="144" w:after="0" w:line="240" w:lineRule="auto"/>
         <w:ind w:firstLine="425"/>
         <w:jc w:val="both"/>
         <w:rPr>
@@ -1137,7 +1226,52 @@
     </w:p>
     <w:p>
       <w:pPr>
-        <w:spacing w:after="0" w:line="240" w:lineRule="auto"/>
+        <w:spacing w:beforeLines="60" w:before="144" w:after="0" w:line="240" w:lineRule="auto"/>
+        <w:ind w:firstLine="425"/>
+        <w:jc w:val="both"/>
+        <w:rPr>
+          <w:color w:val="000000" w:themeColor="text1"/>
+          <w:szCs w:val="28"/>
+        </w:rPr>
+      </w:pPr>
+      <w:r>
+        <w:rPr>
+          <w:color w:val="000000" w:themeColor="text1"/>
+          <w:szCs w:val="28"/>
+        </w:rPr>
+        <w:t xml:space="preserve">- </w:t>
+      </w:r>
+      <w:r>
+        <w:rPr>
+          <w:rFonts w:hint="eastAsia"/>
+        </w:rPr>
+        <w:t>Đ</w:t>
+      </w:r>
+      <w:r>
+        <w:t xml:space="preserve">ịa </w:t>
+      </w:r>
+      <w:r>
+        <w:rPr>
+          <w:rFonts w:hint="eastAsia"/>
+        </w:rPr>
+        <w:t>đ</w:t>
+      </w:r>
+      <w:r>
+        <w:t xml:space="preserve">iểm </w:t>
+      </w:r>
+      <w:r>
+        <w:t xml:space="preserve">thanh tra: </w:t>
+      </w:r>
+      <w:r>
+        <w:t>tại trụ sở của NNT</w:t>
+      </w:r>
+      <w:r>
+        <w:t>.</w:t>
+      </w:r>
+    </w:p>
+    <w:p>
+      <w:pPr>
+        <w:spacing w:beforeLines="60" w:before="144" w:after="0" w:line="240" w:lineRule="auto"/>
         <w:ind w:firstLine="425"/>
         <w:jc w:val="both"/>
         <w:rPr>
@@ -1977,6 +2111,7 @@
                 <w:color w:val="000000" w:themeColor="text1"/>
                 <w:szCs w:val="28"/>
               </w:rPr>
+              <w:lastRenderedPageBreak/>
               <w:t>8.</w:t>
             </w:r>
           </w:p>
@@ -2249,7 +2384,6 @@
           <w:color w:val="000000" w:themeColor="text1"/>
           <w:szCs w:val="28"/>
         </w:rPr>
-        <w:lastRenderedPageBreak/>
         <w:t>Đoàn thanh tra có nhiệm vụ, quyền hạn quy định tạ</w:t>
       </w:r>
       <w:r>
@@ -2457,7 +2591,21 @@
           <w:color w:val="000000" w:themeColor="text1"/>
           <w:sz w:val="22"/>
         </w:rPr>
-        <w:t>- Lưu: VT, TTKT (04b).</w:t>
+        <w:t>- Lưu: VT, TTKT</w:t>
+      </w:r>
+      <w:r>
+        <w:rPr>
+          <w:color w:val="000000" w:themeColor="text1"/>
+          <w:sz w:val="22"/>
+        </w:rPr>
+        <w:t>4</w:t>
+      </w:r>
+      <w:r>
+        <w:rPr>
+          <w:color w:val="000000" w:themeColor="text1"/>
+          <w:sz w:val="22"/>
+        </w:rPr>
+        <w:t xml:space="preserve"> (04b).</w:t>
       </w:r>
     </w:p>
     <w:p>
@@ -2581,7 +2729,7 @@
 </file>
 
 <file path=word/numbering.xml><?xml version="1.0" encoding="utf-8"?>
-<w:numbering xmlns:wpc="http://schemas.microsoft.com/office/word/2010/wordprocessingCanvas" xmlns:cx="http://schemas.microsoft.com/office/drawing/2014/chartex" xmlns:cx1="http://schemas.microsoft.com/office/drawing/2015/9/8/chartex" xmlns:cx2="http://schemas.microsoft.com/office/drawing/2015/10/21/chartex" xmlns:cx3="http://schemas.microsoft.com/office/drawing/2016/5/9/chartex" xmlns:cx4="http://schemas.microsoft.com/office/drawing/2016/5/10/chartex" xmlns:cx5="http://schemas.microsoft.com/office/drawing/2016/5/11/chartex" xmlns:cx6="http://schemas.microsoft.com/office/drawing/2016/5/12/chartex" xmlns:cx7="http://schemas.microsoft.com/office/drawing/2016/5/13/chartex" xmlns:cx8="http://schemas.microsoft.com/office/drawing/2016/5/14/chartex" xmlns:mc="http://schemas.openxmlformats.org/markup-compatibility/2006" xmlns:aink="http://schemas.microsoft.com/office/drawing/2016/ink" xmlns:am3d="http://schemas.microsoft.com/office/drawing/2017/model3d" xmlns:o="urn:schemas-microsoft-com:office:office" xmlns:r="http://schemas.openxmlformats.org/officeDocument/2006/relationships" xmlns:m="http://schemas.openxmlformats.org/officeDocument/2006/math" xmlns:v="urn:schemas-microsoft-com:vml" xmlns:wp14="http://schemas.microsoft.com/office/word/2010/wordprocessingDrawing" xmlns:wp="http://schemas.openxmlformats.org/drawingml/2006/wordprocessingDrawing" xmlns:w10="urn:schemas-microsoft-com:office:word" xmlns:w="http://schemas.openxmlformats.org/wordprocessingml/2006/main" xmlns:w14="http://schemas.microsoft.com/office/word/2010/wordml" xmlns:w15="http://schemas.microsoft.com/office/word/2012/wordml" xmlns:w16cex="http://schemas.microsoft.com/office/word/2018/wordml/cex" xmlns:w16cid="http://schemas.microsoft.com/office/word/2016/wordml/cid" xmlns:w16="http://schemas.microsoft.com/office/word/2018/wordml" xmlns:w16sdtdh="http://schemas.microsoft.com/office/word/2020/wordml/sdtdatahash" xmlns:w16se="http://schemas.microsoft.com/office/word/2015/wordml/symex" xmlns:wpg="http://schemas.microsoft.com/office/word/2010/wordprocessingGroup" xmlns:wpi="http://schemas.microsoft.com/office/word/2010/wordprocessingInk" xmlns:wne="http://schemas.microsoft.com/office/word/2006/wordml" xmlns:wps="http://schemas.microsoft.com/office/word/2010/wordprocessingShape" mc:Ignorable="w14 w15 w16se w16cid w16 w16cex w16sdtdh wp14">
+<w:numbering xmlns:wpc="http://schemas.microsoft.com/office/word/2010/wordprocessingCanvas" xmlns:cx="http://schemas.microsoft.com/office/drawing/2014/chartex" xmlns:cx1="http://schemas.microsoft.com/office/drawing/2015/9/8/chartex" xmlns:cx2="http://schemas.microsoft.com/office/drawing/2015/10/21/chartex" xmlns:cx3="http://schemas.microsoft.com/office/drawing/2016/5/9/chartex" xmlns:cx4="http://schemas.microsoft.com/office/drawing/2016/5/10/chartex" xmlns:cx5="http://schemas.microsoft.com/office/drawing/2016/5/11/chartex" xmlns:cx6="http://schemas.microsoft.com/office/drawing/2016/5/12/chartex" xmlns:cx7="http://schemas.microsoft.com/office/drawing/2016/5/13/chartex" xmlns:cx8="http://schemas.microsoft.com/office/drawing/2016/5/14/chartex" xmlns:mc="http://schemas.openxmlformats.org/markup-compatibility/2006" xmlns:aink="http://schemas.microsoft.com/office/drawing/2016/ink" xmlns:am3d="http://schemas.microsoft.com/office/drawing/2017/model3d" xmlns:o="urn:schemas-microsoft-com:office:office" xmlns:oel="http://schemas.microsoft.com/office/2019/extlst" xmlns:r="http://schemas.openxmlformats.org/officeDocument/2006/relationships" xmlns:m="http://schemas.openxmlformats.org/officeDocument/2006/math" xmlns:v="urn:schemas-microsoft-com:vml" xmlns:wp14="http://schemas.microsoft.com/office/word/2010/wordprocessingDrawing" xmlns:wp="http://schemas.openxmlformats.org/drawingml/2006/wordprocessingDrawing" xmlns:w10="urn:schemas-microsoft-com:office:word" xmlns:w="http://schemas.openxmlformats.org/wordprocessingml/2006/main" xmlns:w14="http://schemas.microsoft.com/office/word/2010/wordml" xmlns:w15="http://schemas.microsoft.com/office/word/2012/wordml" xmlns:w16cex="http://schemas.microsoft.com/office/word/2018/wordml/cex" xmlns:w16cid="http://schemas.microsoft.com/office/word/2016/wordml/cid" xmlns:w16="http://schemas.microsoft.com/office/word/2018/wordml" xmlns:w16du="http://schemas.microsoft.com/office/word/2023/wordml/word16du" xmlns:w16sdtdh="http://schemas.microsoft.com/office/word/2020/wordml/sdtdatahash" xmlns:w16sdtfl="http://schemas.microsoft.com/office/word/2024/wordml/sdtformatlock" xmlns:w16se="http://schemas.microsoft.com/office/word/2015/wordml/symex" xmlns:wpg="http://schemas.microsoft.com/office/word/2010/wordprocessingGroup" xmlns:wpi="http://schemas.microsoft.com/office/word/2010/wordprocessingInk" xmlns:wne="http://schemas.microsoft.com/office/word/2006/wordml" xmlns:wps="http://schemas.microsoft.com/office/word/2010/wordprocessingShape" mc:Ignorable="w14 w15 w16se w16cid w16 w16cex w16sdtdh w16sdtfl w16du wp14">
   <w:abstractNum w:abstractNumId="0" w15:restartNumberingAfterBreak="0">
     <w:nsid w:val="4E165A78"/>
     <w:multiLevelType w:val="hybridMultilevel"/>
@@ -2783,17 +2931,17 @@
       </w:pPr>
     </w:lvl>
   </w:abstractNum>
-  <w:num w:numId="1">
+  <w:num w:numId="1" w16cid:durableId="650790405">
     <w:abstractNumId w:val="0"/>
   </w:num>
-  <w:num w:numId="2">
+  <w:num w:numId="2" w16cid:durableId="1480030415">
     <w:abstractNumId w:val="1"/>
   </w:num>
 </w:numbering>
 </file>
 
 <file path=word/styles.xml><?xml version="1.0" encoding="utf-8"?>
-<w:styles xmlns:mc="http://schemas.openxmlformats.org/markup-compatibility/2006" xmlns:r="http://schemas.openxmlformats.org/officeDocument/2006/relationships" xmlns:w="http://schemas.openxmlformats.org/wordprocessingml/2006/main" xmlns:w14="http://schemas.microsoft.com/office/word/2010/wordml" xmlns:w15="http://schemas.microsoft.com/office/word/2012/wordml" xmlns:w16cex="http://schemas.microsoft.com/office/word/2018/wordml/cex" xmlns:w16cid="http://schemas.microsoft.com/office/word/2016/wordml/cid" xmlns:w16="http://schemas.microsoft.com/office/word/2018/wordml" xmlns:w16sdtdh="http://schemas.microsoft.com/office/word/2020/wordml/sdtdatahash" xmlns:w16se="http://schemas.microsoft.com/office/word/2015/wordml/symex" mc:Ignorable="w14 w15 w16se w16cid w16 w16cex w16sdtdh">
+<w:styles xmlns:mc="http://schemas.openxmlformats.org/markup-compatibility/2006" xmlns:r="http://schemas.openxmlformats.org/officeDocument/2006/relationships" xmlns:w="http://schemas.openxmlformats.org/wordprocessingml/2006/main" xmlns:w14="http://schemas.microsoft.com/office/word/2010/wordml" xmlns:w15="http://schemas.microsoft.com/office/word/2012/wordml" xmlns:w16cex="http://schemas.microsoft.com/office/word/2018/wordml/cex" xmlns:w16cid="http://schemas.microsoft.com/office/word/2016/wordml/cid" xmlns:w16="http://schemas.microsoft.com/office/word/2018/wordml" xmlns:w16du="http://schemas.microsoft.com/office/word/2023/wordml/word16du" xmlns:w16sdtdh="http://schemas.microsoft.com/office/word/2020/wordml/sdtdatahash" xmlns:w16sdtfl="http://schemas.microsoft.com/office/word/2024/wordml/sdtformatlock" xmlns:w16se="http://schemas.microsoft.com/office/word/2015/wordml/symex" mc:Ignorable="w14 w15 w16se w16cid w16 w16cex w16sdtdh w16sdtfl w16du">
   <w:docDefaults>
     <w:rPrDefault>
       <w:rPr>
